--- a/docs/Lessons/Lesson 14 - Raising the Stakes/Keys/Lesson_14_Key_GameMaker.docx
+++ b/docs/Lessons/Lesson 14 - Raising the Stakes/Keys/Lesson_14_Key_GameMaker.docx
@@ -108,7 +108,7 @@
         <w:spacing w:after="160"/>
       </w:pPr>
       <w:r>
-        <w:t xml:space="preserve">Same idea as every engine this week - replace hardcoded literals with wave-dependent formulas - expressed as GML inside scr_start_game's spawn_wave() function, introduced in Lesson 11.</w:t>
+        <w:t xml:space="preserve">Same idea as every engine this week - replace hardcoded literals with wave-dependent formulas - expressed as GML, split across spawn_enemies() (its own Script resource since Lesson 11) and the two places obj_gamemanager.enemies_remaining already gets reset.</w:t>
       </w:r>
     </w:p>
     <w:p>
@@ -129,7 +129,7 @@
         <w:spacing w:after="60"/>
       </w:pPr>
       <w:r>
-        <w:t xml:space="preserve">var count = 4 + wave; computes the count once, then reuses it for both the repeat loop and enemies_remaining - a single source of truth by construction.</w:t>
+        <w:t xml:space="preserve">repeat (4 + obj_gamemanager.wave) inside spawn_enemies() and enemies_remaining = 4 + wave inside both start_game() and obj_bullet's win-check else branch must all three agree - any mismatch is exactly the kind of bug this Key's troubleshooting section calls out.</w:t>
       </w:r>
     </w:p>
     <w:p>
@@ -160,6 +160,130 @@
     </w:p>
     <w:p>
       <w:pPr>
+        <w:spacing w:after="40" w:before="120"/>
+        <w:jc w:val="center"/>
+      </w:pPr>
+      <w:r>
+        <w:drawing>
+          <wp:inline distT="0" distB="0" distL="0" distR="0">
+            <wp:extent cx="4937760" cy="4288536"/>
+            <wp:effectExtent t="0" r="0" b="0" l="0"/>
+            <wp:docPr id="1" name="" descr="" title=""/>
+            <wp:cNvGraphicFramePr>
+              <a:graphicFrameLocks xmlns:a="http://schemas.openxmlformats.org/drawingml/2006/main" noChangeAspect="1"/>
+            </wp:cNvGraphicFramePr>
+            <a:graphic xmlns:a="http://schemas.openxmlformats.org/drawingml/2006/main">
+              <a:graphicData uri="http://schemas.openxmlformats.org/drawingml/2006/picture">
+                <pic:pic xmlns:pic="http://schemas.openxmlformats.org/drawingml/2006/picture">
+                  <pic:nvPicPr>
+                    <pic:cNvPr id="0" name="" descr=""/>
+                    <pic:cNvPicPr>
+                      <a:picLocks noChangeAspect="1" noChangeArrowheads="1"/>
+                    </pic:cNvPicPr>
+                  </pic:nvPicPr>
+                  <pic:blipFill>
+                    <a:blip r:embed="rId10" cstate="none"/>
+                    <a:srcRect/>
+                    <a:stretch>
+                      <a:fillRect/>
+                    </a:stretch>
+                  </pic:blipFill>
+                  <pic:spPr bwMode="auto">
+                    <a:xfrm>
+                      <a:off x="0" y="0"/>
+                      <a:ext cx="4937760" cy="4288536"/>
+                    </a:xfrm>
+                    <a:prstGeom prst="rect">
+                      <a:avLst/>
+                    </a:prstGeom>
+                  </pic:spPr>
+                </pic:pic>
+              </a:graphicData>
+            </a:graphic>
+          </wp:inline>
+        </w:drawing>
+      </w:r>
+    </w:p>
+    <w:p>
+      <w:pPr>
+        <w:spacing w:after="160"/>
+        <w:jc w:val="center"/>
+      </w:pPr>
+      <w:r>
+        <w:rPr>
+          <w:i/>
+          <w:iCs/>
+          <w:color w:val="888888"/>
+          <w:sz w:val="16"/>
+          <w:szCs w:val="16"/>
+        </w:rPr>
+        <w:t xml:space="preserve">Whether the spawn loop and the reset live in two places or two genuinely different scripts, the rule is the same: one formula, referenced everywhere.</w:t>
+      </w:r>
+    </w:p>
+    <w:p>
+      <w:pPr>
+        <w:spacing w:after="40" w:before="120"/>
+        <w:jc w:val="center"/>
+      </w:pPr>
+      <w:r>
+        <w:drawing>
+          <wp:inline distT="0" distB="0" distL="0" distR="0">
+            <wp:extent cx="4206240" cy="5943600"/>
+            <wp:effectExtent t="0" r="0" b="0" l="0"/>
+            <wp:docPr id="1" name="" descr="" title=""/>
+            <wp:cNvGraphicFramePr>
+              <a:graphicFrameLocks xmlns:a="http://schemas.openxmlformats.org/drawingml/2006/main" noChangeAspect="1"/>
+            </wp:cNvGraphicFramePr>
+            <a:graphic xmlns:a="http://schemas.openxmlformats.org/drawingml/2006/main">
+              <a:graphicData uri="http://schemas.openxmlformats.org/drawingml/2006/picture">
+                <pic:pic xmlns:pic="http://schemas.openxmlformats.org/drawingml/2006/picture">
+                  <pic:nvPicPr>
+                    <pic:cNvPr id="0" name="" descr=""/>
+                    <pic:cNvPicPr>
+                      <a:picLocks noChangeAspect="1" noChangeArrowheads="1"/>
+                    </pic:cNvPicPr>
+                  </pic:nvPicPr>
+                  <pic:blipFill>
+                    <a:blip r:embed="rId11" cstate="none"/>
+                    <a:srcRect/>
+                    <a:stretch>
+                      <a:fillRect/>
+                    </a:stretch>
+                  </pic:blipFill>
+                  <pic:spPr bwMode="auto">
+                    <a:xfrm>
+                      <a:off x="0" y="0"/>
+                      <a:ext cx="4206240" cy="5943600"/>
+                    </a:xfrm>
+                    <a:prstGeom prst="rect">
+                      <a:avLst/>
+                    </a:prstGeom>
+                  </pic:spPr>
+                </pic:pic>
+              </a:graphicData>
+            </a:graphic>
+          </wp:inline>
+        </w:drawing>
+      </w:r>
+    </w:p>
+    <w:p>
+      <w:pPr>
+        <w:spacing w:after="160"/>
+        <w:jc w:val="center"/>
+      </w:pPr>
+      <w:r>
+        <w:rPr>
+          <w:i/>
+          <w:iCs/>
+          <w:color w:val="888888"/>
+          <w:sz w:val="16"/>
+          <w:szCs w:val="16"/>
+        </w:rPr>
+        <w:t xml:space="preserve">spawn_enemies(), start_game(), and obj_bullet's win-check Else branch - three blocks change, in three different scripts, the exact same formula in each. (the Visual path)</w:t>
+      </w:r>
+    </w:p>
+    <w:p>
+      <w:pPr>
         <w:pStyle w:val="Heading2"/>
       </w:pPr>
       <w:r>
@@ -176,20 +300,20 @@
         <w:spacing w:after="60"/>
       </w:pPr>
       <w:r>
-        <w:t xml:space="preserve">Storing count in a local var (rather than repeating the formula) guarantees the repeat loop and the reset value can never disagree - the same discipline as every other engine this week, in GML's own idiom.</w:t>
-      </w:r>
-    </w:p>
-    <w:p>
-      <w:pPr>
-        <w:pStyle w:val="ListParagraph"/>
-        <w:numPr>
-          <w:ilvl w:val="0"/>
-          <w:numId w:val="2"/>
-        </w:numPr>
-        <w:spacing w:after="60"/>
-      </w:pPr>
-      <w:r>
-        <w:t xml:space="preserve">Setting enemy_speed on each freshly-created instance (inst.enemy_speed = ...) rather than changing obj_enemy's Create-event default keeps the scaling logic entirely inside spawn_wave() - obj_enemy's Step event stays exactly as simple as Lesson 7 left it, just reading a variable instead of a literal.</w:t>
+        <w:t xml:space="preserve">Keeping spawn_enemies()'s loop count and obj_gamemanager's enemies_remaining reset as separate concerns - exactly as Lesson 11 originally split them - means today's change does not blur that line even though both numbers now depend on the same wave: spawn_enemies() still only creates instances, obj_gamemanager still owns all shared state, per Rule 13.</w:t>
+      </w:r>
+    </w:p>
+    <w:p>
+      <w:pPr>
+        <w:pStyle w:val="ListParagraph"/>
+        <w:numPr>
+          <w:ilvl w:val="0"/>
+          <w:numId w:val="2"/>
+        </w:numPr>
+        <w:spacing w:after="60"/>
+      </w:pPr>
+      <w:r>
+        <w:t xml:space="preserve">Setting enemy_speed on each freshly-created instance (inst.enemy_speed = ...) rather than changing obj_enemy's Create-event default keeps the scaling logic entirely inside spawn_enemies() - obj_enemy's Step event stays exactly as simple as Lesson 7 left it, just reading a variable instead of a literal.</w:t>
       </w:r>
     </w:p>
     <w:p>
@@ -210,7 +334,7 @@
         <w:spacing w:after="60"/>
       </w:pPr>
       <w:r>
-        <w:t xml:space="preserve">Ask students to trace spawn_wave() for wave 3 by hand: count = 4 + 3 = 7 - a good comprehension check.</w:t>
+        <w:t xml:space="preserve">Ask students to trace spawn_enemies() for wave 3 by hand: 4 + 3 = 7 - then separately confirm obj_gamemanager.enemies_remaining's reset computes the same 7 - a good comprehension check for a formula split across two places.</w:t>
       </w:r>
     </w:p>
     <w:p>
@@ -244,20 +368,33 @@
         <w:spacing w:after="60"/>
       </w:pPr>
       <w:r>
-        <w:t xml:space="preserve">Updating the repeat loop's count but forgetting to update enemies_remaining (or vice versa) - avoided entirely if count is stored in a local var and reused, which is why that's the recommended pattern.</w:t>
-      </w:r>
-    </w:p>
-    <w:p>
-      <w:pPr>
-        <w:pStyle w:val="ListParagraph"/>
-        <w:numPr>
-          <w:ilvl w:val="0"/>
-          <w:numId w:val="2"/>
-        </w:numPr>
-        <w:spacing w:after="60"/>
-      </w:pPr>
-      <w:r>
-        <w:t xml:space="preserve">Setting enemy_speed on the wrong instance (e.g. self instead of inst, or vice versa) inside spawn_wave().</w:t>
+        <w:t xml:space="preserve">Updating spawn_enemies()'s repeat count but forgetting to update one (or both) of obj_gamemanager.enemies_remaining's two reset spots - or vice versa.</w:t>
+      </w:r>
+    </w:p>
+    <w:p>
+      <w:pPr>
+        <w:pStyle w:val="ListParagraph"/>
+        <w:numPr>
+          <w:ilvl w:val="0"/>
+          <w:numId w:val="2"/>
+        </w:numPr>
+        <w:spacing w:after="60"/>
+      </w:pPr>
+      <w:r>
+        <w:t xml:space="preserve">Forgetting the obj_gamemanager. prefix on wave inside spawn_enemies() (it is a free-standing global function, not owned by obj_gamemanager) while correctly leaving it off inside code that already runs in obj_gamemanager's own context.</w:t>
+      </w:r>
+    </w:p>
+    <w:p>
+      <w:pPr>
+        <w:pStyle w:val="ListParagraph"/>
+        <w:numPr>
+          <w:ilvl w:val="0"/>
+          <w:numId w:val="2"/>
+        </w:numPr>
+        <w:spacing w:after="60"/>
+      </w:pPr>
+      <w:r>
+        <w:t xml:space="preserve">Setting enemy_speed on the wrong instance (e.g. self instead of inst, or vice versa) inside spawn_enemies().</w:t>
       </w:r>
     </w:p>
     <w:p>

--- a/docs/Lessons/Lesson 14 - Raising the Stakes/Keys/Lesson_14_Key_GameMaker.docx
+++ b/docs/Lessons/Lesson 14 - Raising the Stakes/Keys/Lesson_14_Key_GameMaker.docx
@@ -129,7 +129,7 @@
         <w:spacing w:after="60"/>
       </w:pPr>
       <w:r>
-        <w:t xml:space="preserve">repeat (4 + obj_gamemanager.wave) inside spawn_enemies() and enemies_remaining = 4 + wave inside both start_game() and obj_bullet's win-check else branch must all three agree - any mismatch is exactly the kind of bug this Key's troubleshooting section calls out.</w:t>
+        <w:t xml:space="preserve">for (var enemy_count = 0; enemy_count &lt; 4 + obj_gamemanager.wave; enemy_count++) inside spawn_enemies() and enemies_remaining = 4 + wave inside both start_game() and wave_cleared()'s else branch must all three agree - any mismatch is exactly the kind of bug this Key's troubleshooting section calls out.</w:t>
       </w:r>
     </w:p>
     <w:p>
@@ -156,6 +156,182 @@
       </w:pPr>
       <w:r>
         <w:t xml:space="preserve">Wave 1 still spawns exactly 5 (4 + 1 = 5), so nothing about the game's opening feel changes - only later waves escalate.</w:t>
+      </w:r>
+    </w:p>
+    <w:p>
+      <w:pPr>
+        <w:shd w:fill="F0F0F0" w:val="clear"/>
+        <w:spacing w:after="160" w:before="80"/>
+        <w:ind w:left="360"/>
+      </w:pPr>
+      <w:r>
+        <w:rPr>
+          <w:i/>
+          <w:iCs/>
+          <w:color w:val="555555"/>
+          <w:sz w:val="18"/>
+          <w:szCs w:val="18"/>
+        </w:rPr>
+        <w:t xml:space="preserve">Highlighted lines are new this week; everything else is code you already have.</w:t>
+      </w:r>
+      <w:r>
+        <w:br/>
+        <w:t xml:space="preserve"/>
+      </w:r>
+      <w:r>
+        <w:rPr>
+          <w:rFonts w:ascii="Consolas" w:cs="Consolas" w:eastAsia="Consolas" w:hAnsi="Consolas"/>
+          <w:sz w:val="20"/>
+          <w:szCs w:val="20"/>
+        </w:rPr>
+        <w:t xml:space="preserve">// spawn_enemies() in scr_spawn_enemies (revised - count only, unchanged contract):</w:t>
+      </w:r>
+      <w:r>
+        <w:br/>
+        <w:t xml:space="preserve"/>
+      </w:r>
+      <w:r>
+        <w:rPr>
+          <w:rFonts w:ascii="Consolas" w:cs="Consolas" w:eastAsia="Consolas" w:hAnsi="Consolas"/>
+          <w:sz w:val="20"/>
+          <w:szCs w:val="20"/>
+        </w:rPr>
+        <w:t xml:space="preserve">function spawn_enemies() {</w:t>
+      </w:r>
+      <w:r>
+        <w:br/>
+        <w:t xml:space="preserve"/>
+      </w:r>
+      <w:r>
+        <w:rPr>
+          <w:rFonts w:ascii="Consolas" w:cs="Consolas" w:eastAsia="Consolas" w:hAnsi="Consolas"/>
+          <w:sz w:val="20"/>
+          <w:szCs w:val="20"/>
+          <w:shd w:fill="FFE98A" w:val="clear"/>
+        </w:rPr>
+        <w:t xml:space="preserve">    for (var enemy_count = 0; enemy_count &lt; 4 + obj_gamemanager.wave; enemy_count++) {</w:t>
+      </w:r>
+      <w:r>
+        <w:br/>
+        <w:t xml:space="preserve"/>
+      </w:r>
+      <w:r>
+        <w:rPr>
+          <w:rFonts w:ascii="Consolas" w:cs="Consolas" w:eastAsia="Consolas" w:hAnsi="Consolas"/>
+          <w:sz w:val="20"/>
+          <w:szCs w:val="20"/>
+        </w:rPr>
+        <w:t xml:space="preserve">        var new_enemy = instance_create_layer(x, y, "Instances", obj_enemy);</w:t>
+      </w:r>
+      <w:r>
+        <w:br/>
+        <w:t xml:space="preserve"/>
+      </w:r>
+      <w:r>
+        <w:rPr>
+          <w:rFonts w:ascii="Consolas" w:cs="Consolas" w:eastAsia="Consolas" w:hAnsi="Consolas"/>
+          <w:sz w:val="20"/>
+          <w:szCs w:val="20"/>
+        </w:rPr>
+        <w:t xml:space="preserve">        // ...existing per-enemy positioning...</w:t>
+      </w:r>
+      <w:r>
+        <w:br/>
+        <w:t xml:space="preserve"/>
+      </w:r>
+      <w:r>
+        <w:rPr>
+          <w:rFonts w:ascii="Consolas" w:cs="Consolas" w:eastAsia="Consolas" w:hAnsi="Consolas"/>
+          <w:sz w:val="20"/>
+          <w:szCs w:val="20"/>
+        </w:rPr>
+        <w:t xml:space="preserve">    }</w:t>
+      </w:r>
+      <w:r>
+        <w:br/>
+        <w:t xml:space="preserve"/>
+      </w:r>
+      <w:r>
+        <w:rPr>
+          <w:rFonts w:ascii="Consolas" w:cs="Consolas" w:eastAsia="Consolas" w:hAnsi="Consolas"/>
+          <w:sz w:val="20"/>
+          <w:szCs w:val="20"/>
+        </w:rPr>
+        <w:t xml:space="preserve">}</w:t>
+      </w:r>
+      <w:r>
+        <w:br/>
+        <w:t xml:space="preserve"/>
+      </w:r>
+      <w:r>
+        <w:rPr>
+          <w:rFonts w:ascii="Consolas" w:cs="Consolas" w:eastAsia="Consolas" w:hAnsi="Consolas"/>
+          <w:sz w:val="20"/>
+          <w:szCs w:val="20"/>
+        </w:rPr>
+        <w:t xml:space="preserve"/>
+      </w:r>
+      <w:r>
+        <w:br/>
+        <w:t xml:space="preserve"/>
+      </w:r>
+      <w:r>
+        <w:rPr>
+          <w:rFonts w:ascii="Consolas" w:cs="Consolas" w:eastAsia="Consolas" w:hAnsi="Consolas"/>
+          <w:sz w:val="20"/>
+          <w:szCs w:val="20"/>
+        </w:rPr>
+        <w:t xml:space="preserve">// scr_start_game's start_game() (revised, enemies_remaining line only):</w:t>
+      </w:r>
+      <w:r>
+        <w:br/>
+        <w:t xml:space="preserve"/>
+      </w:r>
+      <w:r>
+        <w:rPr>
+          <w:rFonts w:ascii="Consolas" w:cs="Consolas" w:eastAsia="Consolas" w:hAnsi="Consolas"/>
+          <w:sz w:val="20"/>
+          <w:szCs w:val="20"/>
+          <w:shd w:fill="FFE98A" w:val="clear"/>
+        </w:rPr>
+        <w:t xml:space="preserve">obj_gamemanager.enemies_remaining = 4 + obj_gamemanager.wave;</w:t>
+      </w:r>
+      <w:r>
+        <w:br/>
+        <w:t xml:space="preserve"/>
+      </w:r>
+      <w:r>
+        <w:rPr>
+          <w:rFonts w:ascii="Consolas" w:cs="Consolas" w:eastAsia="Consolas" w:hAnsi="Consolas"/>
+          <w:sz w:val="20"/>
+          <w:szCs w:val="20"/>
+        </w:rPr>
+        <w:t xml:space="preserve"/>
+      </w:r>
+      <w:r>
+        <w:br/>
+        <w:t xml:space="preserve"/>
+      </w:r>
+      <w:r>
+        <w:rPr>
+          <w:rFonts w:ascii="Consolas" w:cs="Consolas" w:eastAsia="Consolas" w:hAnsi="Consolas"/>
+          <w:sz w:val="20"/>
+          <w:szCs w:val="20"/>
+        </w:rPr>
+        <w:t xml:space="preserve">// wave_cleared()'s else branch (revised, enemies_remaining line only - wave_cleared() already runs AFTER obj_gamemanager.wave += 1, so this reads the already-advanced wave):</w:t>
+      </w:r>
+      <w:r>
+        <w:br/>
+        <w:t xml:space="preserve"/>
+      </w:r>
+      <w:r>
+        <w:rPr>
+          <w:rFonts w:ascii="Consolas" w:cs="Consolas" w:eastAsia="Consolas" w:hAnsi="Consolas"/>
+          <w:sz w:val="20"/>
+          <w:szCs w:val="20"/>
+          <w:shd w:fill="FFE98A" w:val="clear"/>
+        </w:rPr>
+        <w:t xml:space="preserve">obj_gamemanager.enemies_remaining = 4 + obj_gamemanager.wave;</w:t>
       </w:r>
     </w:p>
     <w:p>
@@ -279,7 +455,7 @@
           <w:sz w:val="16"/>
           <w:szCs w:val="16"/>
         </w:rPr>
-        <w:t xml:space="preserve">spawn_enemies(), start_game(), and obj_bullet's win-check Else branch - three blocks change, in three different scripts, the exact same formula in each. (the Visual path)</w:t>
+        <w:t xml:space="preserve">spawn_enemies(), start_game(), and wave_cleared()'s Else branch - three blocks change, in three different scripts, the exact same formula in each. (the Visual path)</w:t>
       </w:r>
     </w:p>
     <w:p>
@@ -313,7 +489,7 @@
         <w:spacing w:after="60"/>
       </w:pPr>
       <w:r>
-        <w:t xml:space="preserve">Setting enemy_speed on each freshly-created instance (inst.enemy_speed = ...) rather than changing obj_enemy's Create-event default keeps the scaling logic entirely inside spawn_enemies() - obj_enemy's Step event stays exactly as simple as Lesson 7 left it, just reading a variable instead of a literal.</w:t>
+        <w:t xml:space="preserve">Setting enemy_speed on each freshly-created instance (new_enemy.enemy_speed = ...) rather than changing obj_enemy's Create-event default keeps the scaling logic entirely inside spawn_enemies() - obj_enemy's Step event stays exactly as simple as Lesson 7 left it, just reading a variable instead of a literal.</w:t>
       </w:r>
     </w:p>
     <w:p>
@@ -352,6 +528,194 @@
     </w:p>
     <w:p>
       <w:pPr>
+        <w:spacing w:after="160"/>
+      </w:pPr>
+      <w:r>
+        <w:rPr>
+          <w:b/>
+          <w:bCs/>
+        </w:rPr>
+        <w:t xml:space="preserve">Level 2 - complete code:</w:t>
+      </w:r>
+    </w:p>
+    <w:p>
+      <w:pPr>
+        <w:shd w:fill="F0F0F0" w:val="clear"/>
+        <w:spacing w:after="160" w:before="80"/>
+        <w:ind w:left="360"/>
+      </w:pPr>
+      <w:r>
+        <w:rPr>
+          <w:i/>
+          <w:iCs/>
+          <w:color w:val="555555"/>
+          <w:sz w:val="18"/>
+          <w:szCs w:val="18"/>
+        </w:rPr>
+        <w:t xml:space="preserve">Highlighted lines are the Level 2 additions on top of the Level 1 code above.</w:t>
+      </w:r>
+      <w:r>
+        <w:br/>
+        <w:t xml:space="preserve"/>
+      </w:r>
+      <w:r>
+        <w:rPr>
+          <w:rFonts w:ascii="Consolas" w:cs="Consolas" w:eastAsia="Consolas" w:hAnsi="Consolas"/>
+          <w:sz w:val="20"/>
+          <w:szCs w:val="20"/>
+        </w:rPr>
+        <w:t xml:space="preserve">// spawn_enemies() in scr_spawn_enemies (Level 2 addition, on top of the Level 1 code above - speed set on each new instance):</w:t>
+      </w:r>
+      <w:r>
+        <w:br/>
+        <w:t xml:space="preserve"/>
+      </w:r>
+      <w:r>
+        <w:rPr>
+          <w:rFonts w:ascii="Consolas" w:cs="Consolas" w:eastAsia="Consolas" w:hAnsi="Consolas"/>
+          <w:sz w:val="20"/>
+          <w:szCs w:val="20"/>
+        </w:rPr>
+        <w:t xml:space="preserve">function spawn_enemies() {</w:t>
+      </w:r>
+      <w:r>
+        <w:br/>
+        <w:t xml:space="preserve"/>
+      </w:r>
+      <w:r>
+        <w:rPr>
+          <w:rFonts w:ascii="Consolas" w:cs="Consolas" w:eastAsia="Consolas" w:hAnsi="Consolas"/>
+          <w:sz w:val="20"/>
+          <w:szCs w:val="20"/>
+        </w:rPr>
+        <w:t xml:space="preserve">    for (var enemy_count = 0; enemy_count &lt; 4 + obj_gamemanager.wave; enemy_count++) {</w:t>
+      </w:r>
+      <w:r>
+        <w:br/>
+        <w:t xml:space="preserve"/>
+      </w:r>
+      <w:r>
+        <w:rPr>
+          <w:rFonts w:ascii="Consolas" w:cs="Consolas" w:eastAsia="Consolas" w:hAnsi="Consolas"/>
+          <w:sz w:val="20"/>
+          <w:szCs w:val="20"/>
+        </w:rPr>
+        <w:t xml:space="preserve">        var new_enemy = instance_create_layer(x, y, "Instances", obj_enemy);</w:t>
+      </w:r>
+      <w:r>
+        <w:br/>
+        <w:t xml:space="preserve"/>
+      </w:r>
+      <w:r>
+        <w:rPr>
+          <w:rFonts w:ascii="Consolas" w:cs="Consolas" w:eastAsia="Consolas" w:hAnsi="Consolas"/>
+          <w:sz w:val="20"/>
+          <w:szCs w:val="20"/>
+        </w:rPr>
+        <w:t xml:space="preserve">        // ...existing per-enemy positioning...</w:t>
+      </w:r>
+      <w:r>
+        <w:br/>
+        <w:t xml:space="preserve"/>
+      </w:r>
+      <w:r>
+        <w:rPr>
+          <w:rFonts w:ascii="Consolas" w:cs="Consolas" w:eastAsia="Consolas" w:hAnsi="Consolas"/>
+          <w:sz w:val="20"/>
+          <w:szCs w:val="20"/>
+          <w:shd w:fill="FFE98A" w:val="clear"/>
+        </w:rPr>
+        <w:t xml:space="preserve">        new_enemy.enemy_speed = 1 + (obj_gamemanager.wave - 1) * 0.5;</w:t>
+      </w:r>
+      <w:r>
+        <w:br/>
+        <w:t xml:space="preserve"/>
+      </w:r>
+      <w:r>
+        <w:rPr>
+          <w:rFonts w:ascii="Consolas" w:cs="Consolas" w:eastAsia="Consolas" w:hAnsi="Consolas"/>
+          <w:sz w:val="20"/>
+          <w:szCs w:val="20"/>
+        </w:rPr>
+        <w:t xml:space="preserve">    }</w:t>
+      </w:r>
+      <w:r>
+        <w:br/>
+        <w:t xml:space="preserve"/>
+      </w:r>
+      <w:r>
+        <w:rPr>
+          <w:rFonts w:ascii="Consolas" w:cs="Consolas" w:eastAsia="Consolas" w:hAnsi="Consolas"/>
+          <w:sz w:val="20"/>
+          <w:szCs w:val="20"/>
+        </w:rPr>
+        <w:t xml:space="preserve">}</w:t>
+      </w:r>
+      <w:r>
+        <w:br/>
+        <w:t xml:space="preserve"/>
+      </w:r>
+      <w:r>
+        <w:rPr>
+          <w:rFonts w:ascii="Consolas" w:cs="Consolas" w:eastAsia="Consolas" w:hAnsi="Consolas"/>
+          <w:sz w:val="20"/>
+          <w:szCs w:val="20"/>
+        </w:rPr>
+        <w:t xml:space="preserve"/>
+      </w:r>
+      <w:r>
+        <w:br/>
+        <w:t xml:space="preserve"/>
+      </w:r>
+      <w:r>
+        <w:rPr>
+          <w:rFonts w:ascii="Consolas" w:cs="Consolas" w:eastAsia="Consolas" w:hAnsi="Consolas"/>
+          <w:sz w:val="20"/>
+          <w:szCs w:val="20"/>
+        </w:rPr>
+        <w:t xml:space="preserve">// obj_enemy's Step event (revised movement line only):</w:t>
+      </w:r>
+      <w:r>
+        <w:br/>
+        <w:t xml:space="preserve"/>
+      </w:r>
+      <w:r>
+        <w:rPr>
+          <w:rFonts w:ascii="Consolas" w:cs="Consolas" w:eastAsia="Consolas" w:hAnsi="Consolas"/>
+          <w:sz w:val="20"/>
+          <w:szCs w:val="20"/>
+          <w:shd w:fill="FFE98A" w:val="clear"/>
+        </w:rPr>
+        <w:t xml:space="preserve">y += enemy_speed;</w:t>
+      </w:r>
+    </w:p>
+    <w:p>
+      <w:pPr>
+        <w:spacing w:after="160"/>
+      </w:pPr>
+      <w:r>
+        <w:rPr>
+          <w:b/>
+          <w:bCs/>
+        </w:rPr>
+        <w:t xml:space="preserve">Level 3 - no single combined code example:</w:t>
+      </w:r>
+    </w:p>
+    <w:p>
+      <w:pPr>
+        <w:spacing w:after="160"/>
+      </w:pPr>
+      <w:r>
+        <w:rPr>
+          <w:i/>
+          <w:iCs/>
+          <w:color w:val="555555"/>
+        </w:rPr>
+        <w:t xml:space="preserve">This week's Level 3 is a "choose ONE" menu of five independent stretch features (destructible shields, a power-up, a bonus enemy, formation-marching movement, or a title/game-over screen) rather than the usual set of small, combinable stretch goals - so a single "all goals combined" code block doesn't fit Rule 14's usual model, and isn't provided here. Full worked solutions for all five options, across the active engines, are planned for the Lesson 15 wrap-up "Complete Codebase" send-home materials instead. Use the Talking Points above and the Handout's Level 3 menu to guide students toward whichever option they choose.</w:t>
+      </w:r>
+    </w:p>
+    <w:p>
+      <w:pPr>
         <w:pStyle w:val="Heading2"/>
       </w:pPr>
       <w:r>
@@ -394,7 +758,7 @@
         <w:spacing w:after="60"/>
       </w:pPr>
       <w:r>
-        <w:t xml:space="preserve">Setting enemy_speed on the wrong instance (e.g. self instead of inst, or vice versa) inside spawn_enemies().</w:t>
+        <w:t xml:space="preserve">Setting enemy_speed on the wrong instance (e.g. self instead of new_enemy, or vice versa) inside spawn_enemies().</w:t>
       </w:r>
     </w:p>
     <w:p>
